--- a/output/投研舆情晨报_2026-10-20.docx
+++ b/output/投研舆情晨报_2026-10-20.docx
@@ -19,7 +19,7 @@
           <w:color w:val="8A939E"/>
           <w:sz w:val="18"/>
         </w:rPr>
-        <w:t>覆盖 6 家媒体 · 入库 16,170 条 · 去重后 1,913 条 · 识别热点 59 个</w:t>
+        <w:t>覆盖 6 家媒体 · 入库 16,344 条 · 去重后 2,063 条 · 识别热点 52 个</w:t>
       </w:r>
     </w:p>
     <w:p>
@@ -126,7 +126,7 @@
           </w:tcPr>
           <w:p>
             <w:r>
-              <w:t>0.749</w:t>
+              <w:t>0.895</w:t>
             </w:r>
           </w:p>
         </w:tc>
@@ -166,7 +166,7 @@
           </w:tcPr>
           <w:p>
             <w:r>
-              <w:t>10/3</w:t>
+              <w:t>16/3</w:t>
             </w:r>
           </w:p>
         </w:tc>
@@ -188,7 +188,193 @@
           </w:tcPr>
           <w:p>
             <w:r>
-              <w:t>0.741</w:t>
+              <w:t>0.875</w:t>
+            </w:r>
+          </w:p>
+        </w:tc>
+        <w:tc>
+          <w:tcPr>
+            <w:tcW w:type="dxa" w:w="1440"/>
+          </w:tcPr>
+          <w:p>
+            <w:r>
+              <w:t>爆点</w:t>
+            </w:r>
+          </w:p>
+        </w:tc>
+        <w:tc>
+          <w:tcPr>
+            <w:tcW w:type="dxa" w:w="1440"/>
+          </w:tcPr>
+          <w:p>
+            <w:r>
+              <w:t>国际市场</w:t>
+            </w:r>
+          </w:p>
+        </w:tc>
+        <w:tc>
+          <w:tcPr>
+            <w:tcW w:type="dxa" w:w="1440"/>
+          </w:tcPr>
+          <w:p>
+            <w:r>
+              <w:t>美股期货反弹，纳指期货涨1.4%，资金重返AI交易，Core</w:t>
+            </w:r>
+          </w:p>
+        </w:tc>
+        <w:tc>
+          <w:tcPr>
+            <w:tcW w:type="dxa" w:w="1440"/>
+          </w:tcPr>
+          <w:p>
+            <w:r>
+              <w:t>13/3</w:t>
+            </w:r>
+          </w:p>
+        </w:tc>
+      </w:tr>
+      <w:tr>
+        <w:tc>
+          <w:tcPr>
+            <w:tcW w:type="dxa" w:w="1440"/>
+          </w:tcPr>
+          <w:p>
+            <w:r>
+              <w:t>3</w:t>
+            </w:r>
+          </w:p>
+        </w:tc>
+        <w:tc>
+          <w:tcPr>
+            <w:tcW w:type="dxa" w:w="1440"/>
+          </w:tcPr>
+          <w:p>
+            <w:r>
+              <w:t>0.832</w:t>
+            </w:r>
+          </w:p>
+        </w:tc>
+        <w:tc>
+          <w:tcPr>
+            <w:tcW w:type="dxa" w:w="1440"/>
+          </w:tcPr>
+          <w:p>
+            <w:r>
+              <w:t>爆点</w:t>
+            </w:r>
+          </w:p>
+        </w:tc>
+        <w:tc>
+          <w:tcPr>
+            <w:tcW w:type="dxa" w:w="1440"/>
+          </w:tcPr>
+          <w:p>
+            <w:r>
+              <w:t>金融市场</w:t>
+            </w:r>
+          </w:p>
+        </w:tc>
+        <w:tc>
+          <w:tcPr>
+            <w:tcW w:type="dxa" w:w="1440"/>
+          </w:tcPr>
+          <w:p>
+            <w:r>
+              <w:t>快讯：恒指低开0.81% 恒科指跌1.28% 科网股普跌 存</w:t>
+            </w:r>
+          </w:p>
+        </w:tc>
+        <w:tc>
+          <w:tcPr>
+            <w:tcW w:type="dxa" w:w="1440"/>
+          </w:tcPr>
+          <w:p>
+            <w:r>
+              <w:t>15/4</w:t>
+            </w:r>
+          </w:p>
+        </w:tc>
+      </w:tr>
+      <w:tr>
+        <w:tc>
+          <w:tcPr>
+            <w:tcW w:type="dxa" w:w="1440"/>
+          </w:tcPr>
+          <w:p>
+            <w:r>
+              <w:t>4</w:t>
+            </w:r>
+          </w:p>
+        </w:tc>
+        <w:tc>
+          <w:tcPr>
+            <w:tcW w:type="dxa" w:w="1440"/>
+          </w:tcPr>
+          <w:p>
+            <w:r>
+              <w:t>0.794</w:t>
+            </w:r>
+          </w:p>
+        </w:tc>
+        <w:tc>
+          <w:tcPr>
+            <w:tcW w:type="dxa" w:w="1440"/>
+          </w:tcPr>
+          <w:p>
+            <w:r>
+              <w:t>爆点</w:t>
+            </w:r>
+          </w:p>
+        </w:tc>
+        <w:tc>
+          <w:tcPr>
+            <w:tcW w:type="dxa" w:w="1440"/>
+          </w:tcPr>
+          <w:p>
+            <w:r>
+              <w:t>综合</w:t>
+            </w:r>
+          </w:p>
+        </w:tc>
+        <w:tc>
+          <w:tcPr>
+            <w:tcW w:type="dxa" w:w="1440"/>
+          </w:tcPr>
+          <w:p>
+            <w:r>
+              <w:t>政策利率官宣“换锚”隔夜回购利率 潘功胜明确货币政策框架转型</w:t>
+            </w:r>
+          </w:p>
+        </w:tc>
+        <w:tc>
+          <w:tcPr>
+            <w:tcW w:type="dxa" w:w="1440"/>
+          </w:tcPr>
+          <w:p>
+            <w:r>
+              <w:t>11/3</w:t>
+            </w:r>
+          </w:p>
+        </w:tc>
+      </w:tr>
+      <w:tr>
+        <w:tc>
+          <w:tcPr>
+            <w:tcW w:type="dxa" w:w="1440"/>
+          </w:tcPr>
+          <w:p>
+            <w:r>
+              <w:t>5</w:t>
+            </w:r>
+          </w:p>
+        </w:tc>
+        <w:tc>
+          <w:tcPr>
+            <w:tcW w:type="dxa" w:w="1440"/>
+          </w:tcPr>
+          <w:p>
+            <w:r>
+              <w:t>0.780</w:t>
             </w:r>
           </w:p>
         </w:tc>
@@ -228,193 +414,7 @@
           </w:tcPr>
           <w:p>
             <w:r>
-              <w:t>15/3</w:t>
-            </w:r>
-          </w:p>
-        </w:tc>
-      </w:tr>
-      <w:tr>
-        <w:tc>
-          <w:tcPr>
-            <w:tcW w:type="dxa" w:w="1440"/>
-          </w:tcPr>
-          <w:p>
-            <w:r>
-              <w:t>3</w:t>
-            </w:r>
-          </w:p>
-        </w:tc>
-        <w:tc>
-          <w:tcPr>
-            <w:tcW w:type="dxa" w:w="1440"/>
-          </w:tcPr>
-          <w:p>
-            <w:r>
-              <w:t>0.727</w:t>
-            </w:r>
-          </w:p>
-        </w:tc>
-        <w:tc>
-          <w:tcPr>
-            <w:tcW w:type="dxa" w:w="1440"/>
-          </w:tcPr>
-          <w:p>
-            <w:r>
-              <w:t>爆点</w:t>
-            </w:r>
-          </w:p>
-        </w:tc>
-        <w:tc>
-          <w:tcPr>
-            <w:tcW w:type="dxa" w:w="1440"/>
-          </w:tcPr>
-          <w:p>
-            <w:r>
-              <w:t>国际市场</w:t>
-            </w:r>
-          </w:p>
-        </w:tc>
-        <w:tc>
-          <w:tcPr>
-            <w:tcW w:type="dxa" w:w="1440"/>
-          </w:tcPr>
-          <w:p>
-            <w:r>
-              <w:t>美股期货反弹，纳指期货涨1.4%，资金重返AI交易，Core</w:t>
-            </w:r>
-          </w:p>
-        </w:tc>
-        <w:tc>
-          <w:tcPr>
-            <w:tcW w:type="dxa" w:w="1440"/>
-          </w:tcPr>
-          <w:p>
-            <w:r>
-              <w:t>12/3</w:t>
-            </w:r>
-          </w:p>
-        </w:tc>
-      </w:tr>
-      <w:tr>
-        <w:tc>
-          <w:tcPr>
-            <w:tcW w:type="dxa" w:w="1440"/>
-          </w:tcPr>
-          <w:p>
-            <w:r>
-              <w:t>4</w:t>
-            </w:r>
-          </w:p>
-        </w:tc>
-        <w:tc>
-          <w:tcPr>
-            <w:tcW w:type="dxa" w:w="1440"/>
-          </w:tcPr>
-          <w:p>
-            <w:r>
-              <w:t>0.693</w:t>
-            </w:r>
-          </w:p>
-        </w:tc>
-        <w:tc>
-          <w:tcPr>
-            <w:tcW w:type="dxa" w:w="1440"/>
-          </w:tcPr>
-          <w:p>
-            <w:r>
-              <w:t>爆点</w:t>
-            </w:r>
-          </w:p>
-        </w:tc>
-        <w:tc>
-          <w:tcPr>
-            <w:tcW w:type="dxa" w:w="1440"/>
-          </w:tcPr>
-          <w:p>
-            <w:r>
-              <w:t>金融市场</w:t>
-            </w:r>
-          </w:p>
-        </w:tc>
-        <w:tc>
-          <w:tcPr>
-            <w:tcW w:type="dxa" w:w="1440"/>
-          </w:tcPr>
-          <w:p>
-            <w:r>
-              <w:t>快讯：恒指低开0.81% 恒科指跌1.28% 科网股普跌 存</w:t>
-            </w:r>
-          </w:p>
-        </w:tc>
-        <w:tc>
-          <w:tcPr>
-            <w:tcW w:type="dxa" w:w="1440"/>
-          </w:tcPr>
-          <w:p>
-            <w:r>
-              <w:t>9/4</w:t>
-            </w:r>
-          </w:p>
-        </w:tc>
-      </w:tr>
-      <w:tr>
-        <w:tc>
-          <w:tcPr>
-            <w:tcW w:type="dxa" w:w="1440"/>
-          </w:tcPr>
-          <w:p>
-            <w:r>
-              <w:t>5</w:t>
-            </w:r>
-          </w:p>
-        </w:tc>
-        <w:tc>
-          <w:tcPr>
-            <w:tcW w:type="dxa" w:w="1440"/>
-          </w:tcPr>
-          <w:p>
-            <w:r>
-              <w:t>0.679</w:t>
-            </w:r>
-          </w:p>
-        </w:tc>
-        <w:tc>
-          <w:tcPr>
-            <w:tcW w:type="dxa" w:w="1440"/>
-          </w:tcPr>
-          <w:p>
-            <w:r>
-              <w:t>爆点</w:t>
-            </w:r>
-          </w:p>
-        </w:tc>
-        <w:tc>
-          <w:tcPr>
-            <w:tcW w:type="dxa" w:w="1440"/>
-          </w:tcPr>
-          <w:p>
-            <w:r>
-              <w:t>金融市场</w:t>
-            </w:r>
-          </w:p>
-        </w:tc>
-        <w:tc>
-          <w:tcPr>
-            <w:tcW w:type="dxa" w:w="1440"/>
-          </w:tcPr>
-          <w:p>
-            <w:r>
-              <w:t>沪市公司周末多维度释放积极信号：回购增持持续升温 科创板龙头</w:t>
-            </w:r>
-          </w:p>
-        </w:tc>
-        <w:tc>
-          <w:tcPr>
-            <w:tcW w:type="dxa" w:w="1440"/>
-          </w:tcPr>
-          <w:p>
-            <w:r>
-              <w:t>9/2</w:t>
+              <w:t>18/3</w:t>
             </w:r>
           </w:p>
         </w:tc>
@@ -436,7 +436,7 @@
           </w:tcPr>
           <w:p>
             <w:r>
-              <w:t>0.674</w:t>
+              <w:t>0.754</w:t>
             </w:r>
           </w:p>
         </w:tc>
@@ -476,7 +476,7 @@
           </w:tcPr>
           <w:p>
             <w:r>
-              <w:t>6/3</w:t>
+              <w:t>7/3</w:t>
             </w:r>
           </w:p>
         </w:tc>
@@ -498,69 +498,7 @@
           </w:tcPr>
           <w:p>
             <w:r>
-              <w:t>0.657</w:t>
-            </w:r>
-          </w:p>
-        </w:tc>
-        <w:tc>
-          <w:tcPr>
-            <w:tcW w:type="dxa" w:w="1440"/>
-          </w:tcPr>
-          <w:p>
-            <w:r>
-              <w:t>高热</w:t>
-            </w:r>
-          </w:p>
-        </w:tc>
-        <w:tc>
-          <w:tcPr>
-            <w:tcW w:type="dxa" w:w="1440"/>
-          </w:tcPr>
-          <w:p>
-            <w:r>
-              <w:t>综合</w:t>
-            </w:r>
-          </w:p>
-        </w:tc>
-        <w:tc>
-          <w:tcPr>
-            <w:tcW w:type="dxa" w:w="1440"/>
-          </w:tcPr>
-          <w:p>
-            <w:r>
-              <w:t>东兴证券：2026年第三季度营业收入为979165745.3</w:t>
-            </w:r>
-          </w:p>
-        </w:tc>
-        <w:tc>
-          <w:tcPr>
-            <w:tcW w:type="dxa" w:w="1440"/>
-          </w:tcPr>
-          <w:p>
-            <w:r>
-              <w:t>6/3</w:t>
-            </w:r>
-          </w:p>
-        </w:tc>
-      </w:tr>
-      <w:tr>
-        <w:tc>
-          <w:tcPr>
-            <w:tcW w:type="dxa" w:w="1440"/>
-          </w:tcPr>
-          <w:p>
-            <w:r>
-              <w:t>8</w:t>
-            </w:r>
-          </w:p>
-        </w:tc>
-        <w:tc>
-          <w:tcPr>
-            <w:tcW w:type="dxa" w:w="1440"/>
-          </w:tcPr>
-          <w:p>
-            <w:r>
-              <w:t>0.650</w:t>
+              <w:t>0.675</w:t>
             </w:r>
           </w:p>
         </w:tc>
@@ -612,7 +550,7 @@
           </w:tcPr>
           <w:p>
             <w:r>
-              <w:t>9</w:t>
+              <w:t>8</w:t>
             </w:r>
           </w:p>
         </w:tc>
@@ -622,7 +560,7 @@
           </w:tcPr>
           <w:p>
             <w:r>
-              <w:t>0.637</w:t>
+              <w:t>0.663</w:t>
             </w:r>
           </w:p>
         </w:tc>
@@ -674,6 +612,68 @@
           </w:tcPr>
           <w:p>
             <w:r>
+              <w:t>9</w:t>
+            </w:r>
+          </w:p>
+        </w:tc>
+        <w:tc>
+          <w:tcPr>
+            <w:tcW w:type="dxa" w:w="1440"/>
+          </w:tcPr>
+          <w:p>
+            <w:r>
+              <w:t>0.641</w:t>
+            </w:r>
+          </w:p>
+        </w:tc>
+        <w:tc>
+          <w:tcPr>
+            <w:tcW w:type="dxa" w:w="1440"/>
+          </w:tcPr>
+          <w:p>
+            <w:r>
+              <w:t>高热</w:t>
+            </w:r>
+          </w:p>
+        </w:tc>
+        <w:tc>
+          <w:tcPr>
+            <w:tcW w:type="dxa" w:w="1440"/>
+          </w:tcPr>
+          <w:p>
+            <w:r>
+              <w:t>宏观政策</w:t>
+            </w:r>
+          </w:p>
+        </w:tc>
+        <w:tc>
+          <w:tcPr>
+            <w:tcW w:type="dxa" w:w="1440"/>
+          </w:tcPr>
+          <w:p>
+            <w:r>
+              <w:t>日本首相高市早苗：将适当控制日本国债的发行规模。 不对是否拟</w:t>
+            </w:r>
+          </w:p>
+        </w:tc>
+        <w:tc>
+          <w:tcPr>
+            <w:tcW w:type="dxa" w:w="1440"/>
+          </w:tcPr>
+          <w:p>
+            <w:r>
+              <w:t>4/3</w:t>
+            </w:r>
+          </w:p>
+        </w:tc>
+      </w:tr>
+      <w:tr>
+        <w:tc>
+          <w:tcPr>
+            <w:tcW w:type="dxa" w:w="1440"/>
+          </w:tcPr>
+          <w:p>
+            <w:r>
               <w:t>10</w:t>
             </w:r>
           </w:p>
@@ -684,7 +684,7 @@
           </w:tcPr>
           <w:p>
             <w:r>
-              <w:t>0.635</w:t>
+              <w:t>0.639</w:t>
             </w:r>
           </w:p>
         </w:tc>
@@ -714,7 +714,7 @@
           </w:tcPr>
           <w:p>
             <w:r>
-              <w:t>利好！A股科技巨头，密集出手回购！603019，最高5亿元</w:t>
+              <w:t>证监会：全力维护资本市场安全稳定，近期将推出四项举措，完善违</w:t>
             </w:r>
           </w:p>
         </w:tc>
@@ -724,7 +724,7 @@
           </w:tcPr>
           <w:p>
             <w:r>
-              <w:t>9/2</w:t>
+              <w:t>8/2</w:t>
             </w:r>
           </w:p>
         </w:tc>
@@ -755,7 +755,7 @@
           <w:color w:val="8A939E"/>
           <w:sz w:val="18"/>
         </w:rPr>
-        <w:t>热度 0.749（爆点）· 10 篇 / 3 家媒体 · 综合</w:t>
+        <w:t>热度 0.895（爆点）· 16 篇 / 3 家媒体 · 综合</w:t>
       </w:r>
     </w:p>
     <w:p>
@@ -767,7 +767,7 @@
         <w:t>事件概述：</w:t>
       </w:r>
       <w:r>
-        <w:t>「日经225指数低开0.9%，韩国首尔综指低开3.2%。 SK海力士股价下跌4%、」由 10 篇报道聚合而成，覆盖 3 家媒体，热度 0.749（爆点），所属板块类目：综合。</w:t>
+        <w:t>「日经225指数低开0.9%，韩国首尔综指低开3.2%。 SK海力士股价下跌4%、」由 16 篇报道聚合而成，覆盖 3 家媒体，热度 0.895（爆点），所属板块类目：综合。</w:t>
       </w:r>
     </w:p>
     <w:p>
@@ -820,7 +820,7 @@
         <w:pStyle w:val="Heading2"/>
       </w:pPr>
       <w:r>
-        <w:t>国家统计局：第三季度金融业GDP同比增长4.1%，房地产业GDP同比下降0.4%</w:t>
+        <w:t>美股期货反弹，纳指期货涨1.4%，资金重返AI交易，CoreWeave上周暴跌25%</w:t>
       </w:r>
     </w:p>
     <w:p>
@@ -829,7 +829,7 @@
           <w:color w:val="8A939E"/>
           <w:sz w:val="18"/>
         </w:rPr>
-        <w:t>热度 0.741（爆点）· 15 篇 / 3 家媒体 · 宏观政策</w:t>
+        <w:t>热度 0.875（爆点）· 13 篇 / 3 家媒体 · 国际市场</w:t>
       </w:r>
     </w:p>
     <w:p>
@@ -841,7 +841,7 @@
         <w:t>事件概述：</w:t>
       </w:r>
       <w:r>
-        <w:t>「国家统计局：第三季度金融业GDP同比增长4.1%，房地产业GDP同比下降0.4%」由 15 篇报道聚合而成，覆盖 3 家媒体，热度 0.741（爆点），所属板块类目：宏观政策。</w:t>
+        <w:t>「美股期货反弹，纳指期货涨1.4%，资金重返AI交易，CoreWeave上周暴跌25%」由 13 篇报道聚合而成，覆盖 3 家媒体，热度 0.875（爆点），所属板块类目：国际市场。</w:t>
       </w:r>
     </w:p>
     <w:p>
@@ -853,7 +853,7 @@
         <w:t>关键信息：</w:t>
       </w:r>
       <w:r>
-        <w:t>国家统计局：第三季度金融业GDP同比增长4.1%，房地产业GDP同比下降0.4%；民生健康：前三季度净利润同比下降26.36%；第三季度GDP增速止跌回升，9月数据边际改善明显</w:t>
+        <w:t>美股期货反弹，纳指期货涨1.4%，资金重返AI交易，CoreWeave上周暴跌2；盘前：美股存储股下挫 CoreWeave跌逾4%上周暴跌超25%；盘前：纳斯达克100指数期货上涨1.3% 市场看好本周Meta、特斯拉财报稳住大</w:t>
       </w:r>
     </w:p>
     <w:p>
@@ -886,7 +886,7 @@
           <w:color w:val="8A939E"/>
           <w:sz w:val="17"/>
         </w:rPr>
-        <w:t>引用：[1]国家统计局：第三季度金融业GDP同比增长4.1%，房 / [2]民生健康：前三季度净利润同比下降26.36% / [3]第三季度GDP增速止跌回升，9月数据边际改善明显 / [4]东兴证券：前三季度归母净利润16.11亿元，同比增长</w:t>
+        <w:t>引用：[1]美股期货反弹，纳指期货涨1.4%，资金重返AI交易， / [2]盘前：美股存储股下挫 CoreWeave跌逾4%上周 / [3]盘前：纳斯达克100指数期货上涨1.3% 市场看好本 / [4]AI股抛售潮过后 美股有望反弹</w:t>
       </w:r>
     </w:p>
     <w:p>
@@ -894,7 +894,7 @@
         <w:pStyle w:val="Heading2"/>
       </w:pPr>
       <w:r>
-        <w:t>美股期货反弹，纳指期货涨1.4%，资金重返AI交易，CoreWeave上周暴跌25%</w:t>
+        <w:t>快讯：恒指低开0.81% 恒科指跌1.28% 科网股普跌 存储概念股低开 联想跌超6%</w:t>
       </w:r>
     </w:p>
     <w:p>
@@ -903,7 +903,7 @@
           <w:color w:val="8A939E"/>
           <w:sz w:val="18"/>
         </w:rPr>
-        <w:t>热度 0.727（爆点）· 12 篇 / 3 家媒体 · 国际市场</w:t>
+        <w:t>热度 0.832（爆点）· 15 篇 / 4 家媒体 · 金融市场</w:t>
       </w:r>
     </w:p>
     <w:p>
@@ -915,7 +915,7 @@
         <w:t>事件概述：</w:t>
       </w:r>
       <w:r>
-        <w:t>「美股期货反弹，纳指期货涨1.4%，资金重返AI交易，CoreWeave上周暴跌25%」由 12 篇报道聚合而成，覆盖 3 家媒体，热度 0.727（爆点），所属板块类目：国际市场。</w:t>
+        <w:t>「快讯：恒指低开0.81% 恒科指跌1.28% 科网股普跌 存储概念股低开 联想跌超6%」由 15 篇报道聚合而成，覆盖 4 家媒体，热度 0.832（爆点），所属板块类目：金融市场。</w:t>
       </w:r>
     </w:p>
     <w:p>
@@ -927,7 +927,7 @@
         <w:t>关键信息：</w:t>
       </w:r>
       <w:r>
-        <w:t>美股期货反弹，纳指期货涨1.4%，资金重返AI交易，CoreWeave上周暴跌2；盘前：纳斯达克100指数期货上涨1.3% 市场看好本周Meta、特斯拉财报稳住大；AI股抛售潮过后 美股有望反弹</w:t>
+        <w:t>快讯：恒指低开0.81% 恒科指跌1.28% 科网股普跌 存储概念股低开 联想跌；港股午评：恒指跌0.95% 科指跌1.21% 科网股普跌 黄金股下挫 联想跌超7；恒指低开0.81%，报23990.05点；恒生科技指数跌1.28%。联想集团跌超</w:t>
       </w:r>
     </w:p>
     <w:p>
@@ -960,7 +960,7 @@
           <w:color w:val="8A939E"/>
           <w:sz w:val="17"/>
         </w:rPr>
-        <w:t>引用：[1]美股期货反弹，纳指期货涨1.4%，资金重返AI交易， / [2]盘前：纳斯达克100指数期货上涨1.3% 市场看好本 / [3]AI股抛售潮过后 美股有望反弹 / [4]美股期货亚市盘初走高，标普500指数期货上涨0.3%</w:t>
+        <w:t>引用：[1]快讯：恒指低开0.81% 恒科指跌1.28% 科网股 / [2]港股午评：恒指跌0.95% 科指跌1.21% 科网股 / [3]恒指低开0.81%，报23990.05点；恒生科技指 / [4]港股开盘下挫，恒生指数跌幅扩大逾1%</w:t>
       </w:r>
     </w:p>
     <w:p>
@@ -968,7 +968,7 @@
         <w:pStyle w:val="Heading2"/>
       </w:pPr>
       <w:r>
-        <w:t>快讯：恒指低开0.81% 恒科指跌1.28% 科网股普跌 存储概念股低开 联想跌超6%</w:t>
+        <w:t>政策利率官宣“换锚”隔夜回购利率 潘功胜明确货币政策框架转型方向</w:t>
       </w:r>
     </w:p>
     <w:p>
@@ -977,7 +977,7 @@
           <w:color w:val="8A939E"/>
           <w:sz w:val="18"/>
         </w:rPr>
-        <w:t>热度 0.693（爆点）· 9 篇 / 4 家媒体 · 金融市场</w:t>
+        <w:t>热度 0.794（爆点）· 11 篇 / 3 家媒体 · 综合</w:t>
       </w:r>
     </w:p>
     <w:p>
@@ -989,7 +989,7 @@
         <w:t>事件概述：</w:t>
       </w:r>
       <w:r>
-        <w:t>「快讯：恒指低开0.81% 恒科指跌1.28% 科网股普跌 存储概念股低开 联想跌超6%」由 9 篇报道聚合而成，覆盖 4 家媒体，热度 0.693（爆点），所属板块类目：金融市场。</w:t>
+        <w:t>「政策利率官宣“换锚”隔夜回购利率 潘功胜明确货币政策框架转型方向」由 11 篇报道聚合而成，覆盖 3 家媒体，热度 0.794（爆点），所属板块类目：综合。</w:t>
       </w:r>
     </w:p>
     <w:p>
@@ -1001,7 +1001,81 @@
         <w:t>关键信息：</w:t>
       </w:r>
       <w:r>
-        <w:t>快讯：恒指低开0.81% 恒科指跌1.28% 科网股普跌 存储概念股低开 联想跌；恒指低开0.81%，报23990.05点；恒生科技指数跌1.28%。联想集团跌超；港股开盘下挫，恒生指数跌幅扩大逾1%</w:t>
+        <w:t>政策利率官宣“换锚”隔夜回购利率 潘功胜明确货币政策框架转型方向；政策利率“换锚”隔夜影响几何？一文读懂货币政策框架新变化；潘功胜：公开市场隔夜回购利率将成主要政策利率</w:t>
+      </w:r>
+    </w:p>
+    <w:p>
+      <w:r>
+        <w:rPr>
+          <w:b/>
+          <w:color w:val="16324F"/>
+        </w:rPr>
+        <w:t>市场影响：</w:t>
+      </w:r>
+      <w:r>
+        <w:t>关联板块代码：BK000199。（LLM 不可用，未生成研判，以上为检索与统计事实）</w:t>
+      </w:r>
+    </w:p>
+    <w:p>
+      <w:r>
+        <w:rPr>
+          <w:b/>
+          <w:color w:val="16324F"/>
+        </w:rPr>
+        <w:t>关注要点：</w:t>
+      </w:r>
+      <w:r>
+        <w:t>建议人工复核该事件的后续进展与板块联动。</w:t>
+      </w:r>
+    </w:p>
+    <w:p>
+      <w:r>
+        <w:rPr>
+          <w:color w:val="8A939E"/>
+          <w:sz w:val="17"/>
+        </w:rPr>
+        <w:t>引用：[1]政策利率官宣“换锚”隔夜回购利率 潘功胜明确货币政策 / [2]政策利率“换锚”隔夜影响几何？一文读懂货币政策框架新 / [3]潘功胜：公开市场隔夜回购利率将成主要政策利率 / [4]从7天到隔夜！政策利率“换锚”，原因几何？</w:t>
+      </w:r>
+    </w:p>
+    <w:p>
+      <w:pPr>
+        <w:pStyle w:val="Heading2"/>
+      </w:pPr>
+      <w:r>
+        <w:t>国家统计局：第三季度金融业GDP同比增长4.1%，房地产业GDP同比下降0.4%</w:t>
+      </w:r>
+    </w:p>
+    <w:p>
+      <w:r>
+        <w:rPr>
+          <w:color w:val="8A939E"/>
+          <w:sz w:val="18"/>
+        </w:rPr>
+        <w:t>热度 0.780（爆点）· 18 篇 / 3 家媒体 · 宏观政策</w:t>
+      </w:r>
+    </w:p>
+    <w:p>
+      <w:r>
+        <w:rPr>
+          <w:b/>
+          <w:color w:val="16324F"/>
+        </w:rPr>
+        <w:t>事件概述：</w:t>
+      </w:r>
+      <w:r>
+        <w:t>「国家统计局：第三季度金融业GDP同比增长4.1%，房地产业GDP同比下降0.4%」由 18 篇报道聚合而成，覆盖 3 家媒体，热度 0.78（爆点），所属板块类目：宏观政策。</w:t>
+      </w:r>
+    </w:p>
+    <w:p>
+      <w:r>
+        <w:rPr>
+          <w:b/>
+          <w:color w:val="16324F"/>
+        </w:rPr>
+        <w:t>关键信息：</w:t>
+      </w:r>
+      <w:r>
+        <w:t>国家统计局：第三季度金融业GDP同比增长4.1%，房地产业GDP同比下降0.4%；第三季度GDP增速止跌回升，9月数据边际改善明显；9月份云南CPI环比下降0.1% PPI同比涨幅扩大</w:t>
       </w:r>
     </w:p>
     <w:p>
@@ -1034,81 +1108,7 @@
           <w:color w:val="8A939E"/>
           <w:sz w:val="17"/>
         </w:rPr>
-        <w:t>引用：[1]快讯：恒指低开0.81% 恒科指跌1.28% 科网股 / [2]恒指低开0.81%，报23990.05点；恒生科技指 / [3]港股开盘下挫，恒生指数跌幅扩大逾1% / [4]港股开盘：恒生指数低开0.81%，恒生科技指数低开1</w:t>
-      </w:r>
-    </w:p>
-    <w:p>
-      <w:pPr>
-        <w:pStyle w:val="Heading2"/>
-      </w:pPr>
-      <w:r>
-        <w:t>沪市公司周末多维度释放积极信号：回购增持持续升温 科创板龙头业绩密集预喜</w:t>
-      </w:r>
-    </w:p>
-    <w:p>
-      <w:r>
-        <w:rPr>
-          <w:color w:val="8A939E"/>
-          <w:sz w:val="18"/>
-        </w:rPr>
-        <w:t>热度 0.679（爆点）· 9 篇 / 2 家媒体 · 金融市场</w:t>
-      </w:r>
-    </w:p>
-    <w:p>
-      <w:r>
-        <w:rPr>
-          <w:b/>
-          <w:color w:val="16324F"/>
-        </w:rPr>
-        <w:t>事件概述：</w:t>
-      </w:r>
-      <w:r>
-        <w:t>「沪市公司周末多维度释放积极信号：回购增持持续升温 科创板龙头业绩密集预喜」由 9 篇报道聚合而成，覆盖 2 家媒体，热度 0.679（爆点），所属板块类目：金融市场。</w:t>
-      </w:r>
-    </w:p>
-    <w:p>
-      <w:r>
-        <w:rPr>
-          <w:b/>
-          <w:color w:val="16324F"/>
-        </w:rPr>
-        <w:t>关键信息：</w:t>
-      </w:r>
-      <w:r>
-        <w:t>沪市公司周末多维度释放积极信号：回购增持持续升温 科创板龙头业绩密集预喜；近30家沪市主板公司释放积极信号；科创板多赛道龙头业绩、研发、回购“密集报喜”</w:t>
-      </w:r>
-    </w:p>
-    <w:p>
-      <w:r>
-        <w:rPr>
-          <w:b/>
-          <w:color w:val="16324F"/>
-        </w:rPr>
-        <w:t>市场影响：</w:t>
-      </w:r>
-      <w:r>
-        <w:t>关联板块代码：本簇未携带板块标签。（LLM 不可用，未生成研判，以上为检索与统计事实）</w:t>
-      </w:r>
-    </w:p>
-    <w:p>
-      <w:r>
-        <w:rPr>
-          <w:b/>
-          <w:color w:val="16324F"/>
-        </w:rPr>
-        <w:t>关注要点：</w:t>
-      </w:r>
-      <w:r>
-        <w:t>建议人工复核该事件的后续进展与板块联动。</w:t>
-      </w:r>
-    </w:p>
-    <w:p>
-      <w:r>
-        <w:rPr>
-          <w:color w:val="8A939E"/>
-          <w:sz w:val="17"/>
-        </w:rPr>
-        <w:t>引用：[1]沪市公司周末多维度释放积极信号：回购增持持续升温 科 / [2]近30家沪市主板公司释放积极信号 / [3]科创板多赛道龙头业绩、研发、回购“密集报喜” / [4]科创板迈入业绩兑现期 多赛道龙头业绩、研发密集报喜</w:t>
+        <w:t>引用：[1]国家统计局：第三季度金融业GDP同比增长4.1%，房 / [2]第三季度GDP增速止跌回升，9月数据边际改善明显 / [3]9月份云南CPI环比下降0.1% PPI同比涨幅扩大 / [4]北化股份：第三季度归母净利润8231.34万元 同比</w:t>
       </w:r>
     </w:p>
     <w:p>
@@ -1127,7 +1127,7 @@
         <w:pStyle w:val="ListBullet"/>
       </w:pPr>
       <w:r>
-        <w:t>采集：6 家媒体公开接口，累计入库 16,170 条</w:t>
+        <w:t>采集：6 家媒体公开接口，累计入库 16,344 条</w:t>
       </w:r>
     </w:p>
     <w:p>
@@ -1135,7 +1135,7 @@
         <w:pStyle w:val="ListBullet"/>
       </w:pPr>
       <w:r>
-        <w:t>三层去重：2,187 → 1,913 条（精确95/SimHash9/语义170）</w:t>
+        <w:t>三层去重：2,336 → 2,063 条（精确93/SimHash10/语义170）</w:t>
       </w:r>
     </w:p>
     <w:p>
